--- a/reports/MLOps_Assignment1_Report.docx
+++ b/reports/MLOps_Assignment1_Report.docx
@@ -59,7 +59,7 @@
         <w:jc w:val="center"/>
       </w:pPr>
       <w:r>
-        <w:t>2026-10-15</w:t>
+        <w:t>2026-10-16</w:t>
       </w:r>
     </w:p>
     <w:p>
@@ -3053,7 +3053,7 @@
       <w:r>
         <w:drawing>
           <wp:inline xmlns:a="http://schemas.openxmlformats.org/drawingml/2006/main" xmlns:pic="http://schemas.openxmlformats.org/drawingml/2006/picture">
-            <wp:extent cx="5943600" cy="3404898"/>
+            <wp:extent cx="5943600" cy="4099909"/>
             <wp:docPr id="14" name="Picture 14"/>
             <wp:cNvGraphicFramePr>
               <a:graphicFrameLocks noChangeAspect="1"/>
@@ -3074,7 +3074,7 @@
                   <pic:spPr>
                     <a:xfrm>
                       <a:off x="0" y="0"/>
-                      <a:ext cx="5943600" cy="3404898"/>
+                      <a:ext cx="5943600" cy="4099909"/>
                     </a:xfrm>
                     <a:prstGeom prst="rect"/>
                   </pic:spPr>

--- a/reports/MLOps_Assignment1_Report.docx
+++ b/reports/MLOps_Assignment1_Report.docx
@@ -748,7 +748,7 @@
       <w:r>
         <w:drawing>
           <wp:inline xmlns:a="http://schemas.openxmlformats.org/drawingml/2006/main" xmlns:pic="http://schemas.openxmlformats.org/drawingml/2006/picture">
-            <wp:extent cx="4206240" cy="2016872"/>
+            <wp:extent cx="4206240" cy="2011433"/>
             <wp:docPr id="1" name="Picture 1"/>
             <wp:cNvGraphicFramePr>
               <a:graphicFrameLocks noChangeAspect="1"/>
@@ -769,7 +769,7 @@
                   <pic:spPr>
                     <a:xfrm>
                       <a:off x="0" y="0"/>
-                      <a:ext cx="4206240" cy="2016872"/>
+                      <a:ext cx="4206240" cy="2011433"/>
                     </a:xfrm>
                     <a:prstGeom prst="rect"/>
                   </pic:spPr>
@@ -799,7 +799,7 @@
       <w:r>
         <w:drawing>
           <wp:inline xmlns:a="http://schemas.openxmlformats.org/drawingml/2006/main" xmlns:pic="http://schemas.openxmlformats.org/drawingml/2006/picture">
-            <wp:extent cx="4206240" cy="1482384"/>
+            <wp:extent cx="4206240" cy="1483755"/>
             <wp:docPr id="2" name="Picture 2"/>
             <wp:cNvGraphicFramePr>
               <a:graphicFrameLocks noChangeAspect="1"/>
@@ -820,7 +820,7 @@
                   <pic:spPr>
                     <a:xfrm>
                       <a:off x="0" y="0"/>
-                      <a:ext cx="4206240" cy="1482384"/>
+                      <a:ext cx="4206240" cy="1483755"/>
                     </a:xfrm>
                     <a:prstGeom prst="rect"/>
                   </pic:spPr>
@@ -850,7 +850,7 @@
       <w:r>
         <w:drawing>
           <wp:inline xmlns:a="http://schemas.openxmlformats.org/drawingml/2006/main" xmlns:pic="http://schemas.openxmlformats.org/drawingml/2006/picture">
-            <wp:extent cx="4206240" cy="2316624"/>
+            <wp:extent cx="4206240" cy="2316768"/>
             <wp:docPr id="3" name="Picture 3"/>
             <wp:cNvGraphicFramePr>
               <a:graphicFrameLocks noChangeAspect="1"/>
@@ -871,7 +871,7 @@
                   <pic:spPr>
                     <a:xfrm>
                       <a:off x="0" y="0"/>
-                      <a:ext cx="4206240" cy="2316624"/>
+                      <a:ext cx="4206240" cy="2316768"/>
                     </a:xfrm>
                     <a:prstGeom prst="rect"/>
                   </pic:spPr>
@@ -901,7 +901,7 @@
       <w:r>
         <w:drawing>
           <wp:inline xmlns:a="http://schemas.openxmlformats.org/drawingml/2006/main" xmlns:pic="http://schemas.openxmlformats.org/drawingml/2006/picture">
-            <wp:extent cx="4206240" cy="3153616"/>
+            <wp:extent cx="4206240" cy="3154325"/>
             <wp:docPr id="4" name="Picture 4"/>
             <wp:cNvGraphicFramePr>
               <a:graphicFrameLocks noChangeAspect="1"/>
@@ -922,7 +922,7 @@
                   <pic:spPr>
                     <a:xfrm>
                       <a:off x="0" y="0"/>
-                      <a:ext cx="4206240" cy="3153616"/>
+                      <a:ext cx="4206240" cy="3154325"/>
                     </a:xfrm>
                     <a:prstGeom prst="rect"/>
                   </pic:spPr>
@@ -952,7 +952,7 @@
       <w:r>
         <w:drawing>
           <wp:inline xmlns:a="http://schemas.openxmlformats.org/drawingml/2006/main" xmlns:pic="http://schemas.openxmlformats.org/drawingml/2006/picture">
-            <wp:extent cx="4206240" cy="3602928"/>
+            <wp:extent cx="4206240" cy="3591352"/>
             <wp:docPr id="5" name="Picture 5"/>
             <wp:cNvGraphicFramePr>
               <a:graphicFrameLocks noChangeAspect="1"/>
@@ -973,7 +973,7 @@
                   <pic:spPr>
                     <a:xfrm>
                       <a:off x="0" y="0"/>
-                      <a:ext cx="4206240" cy="3602928"/>
+                      <a:ext cx="4206240" cy="3591352"/>
                     </a:xfrm>
                     <a:prstGeom prst="rect"/>
                   </pic:spPr>
@@ -1003,7 +1003,7 @@
       <w:r>
         <w:drawing>
           <wp:inline xmlns:a="http://schemas.openxmlformats.org/drawingml/2006/main" xmlns:pic="http://schemas.openxmlformats.org/drawingml/2006/picture">
-            <wp:extent cx="4206240" cy="3265394"/>
+            <wp:extent cx="4206240" cy="3269938"/>
             <wp:docPr id="6" name="Picture 6"/>
             <wp:cNvGraphicFramePr>
               <a:graphicFrameLocks noChangeAspect="1"/>
@@ -1024,7 +1024,7 @@
                   <pic:spPr>
                     <a:xfrm>
                       <a:off x="0" y="0"/>
-                      <a:ext cx="4206240" cy="3265394"/>
+                      <a:ext cx="4206240" cy="3269938"/>
                     </a:xfrm>
                     <a:prstGeom prst="rect"/>
                   </pic:spPr>
@@ -1580,7 +1580,7 @@
     </w:p>
     <w:p>
       <w:r>
-        <w:t>Logistic Regression was selected (highest CV ROC-AUC, 0.9055). The operating threshold (0.2417) was chosen from out-of-fold predicted probabilities to meet a 0.95 recall target on the positive (disease) class — missed disease cases are treated as costlier than false alarms, consistent with a screening-tool framing. Logistic Regression's coefficients give a concrete, interpretable check against the site-leakage risk flagged during EDA: the 'ca is missing' category carries an odds ratio of approximately 1 (no effect), while 'ca = 0' carries the single largest coefficient in the model — evidence that ca is being used for genuine clinical signal where known, not as a shortcut for which hospital a row came from.</w:t>
+        <w:t>Logistic Regression was selected (highest CV ROC-AUC, 0.9055). The operating threshold (0.2419) was chosen from out-of-fold predicted probabilities to meet a 0.95 recall target on the positive (disease) class — missed disease cases are treated as costlier than false alarms, consistent with a screening-tool framing. Logistic Regression's coefficients give a concrete, interpretable check against the site-leakage risk flagged during EDA: the 'ca is missing' category carries an odds ratio of approximately 1 (no effect), while 'ca = 0' carries the single largest coefficient in the model — evidence that ca is being used for genuine clinical signal where known, not as a shortcut for which hospital a row came from.</w:t>
       </w:r>
     </w:p>
     <w:p>
@@ -2603,7 +2603,7 @@
     </w:p>
     <w:p>
       <w:r>
-        <w:t>The selected model is registered as heart_disease_classifier and given the alias 'champion' (version 3 at the time of writing) — not MLflow's deprecated Staging/Production stage system. Serving code resolves the model by alias (models:/heart_disease_classifier@champion), never a hardcoded version number, so promoting a new champion never requires a code change. This was verified to be genuinely mutable by running training twice and confirming the alias moved to the new version automatically, with the old version left unaliased for audit and rollback rather than deleted.</w:t>
+        <w:t>The selected model is registered as heart_disease_classifier and given the alias 'champion' (version 2 at the time of writing) — not MLflow's deprecated Staging/Production stage system. Serving code resolves the model by alias (models:/heart_disease_classifier@champion), never a hardcoded version number, so promoting a new champion never requires a code change. This was verified to be genuinely mutable by running training twice and confirming the alias moved to the new version automatically, with the old version left unaliased for audit and rollback rather than deleted.</w:t>
       </w:r>
     </w:p>
     <w:p>
@@ -2725,7 +2725,7 @@
           </w:tcPr>
           <w:p>
             <w:r>
-              <w:t>3</w:t>
+              <w:t>2</w:t>
             </w:r>
           </w:p>
         </w:tc>
@@ -2747,7 +2747,7 @@
           </w:tcPr>
           <w:p>
             <w:r>
-              <w:t>0.2417</w:t>
+              <w:t>0.2419</w:t>
             </w:r>
           </w:p>
         </w:tc>
@@ -2813,7 +2813,7 @@
           </w:tcPr>
           <w:p>
             <w:r>
-              <w:t>1729e800d9ad</w:t>
+              <w:t>fcd0044439a0</w:t>
             </w:r>
           </w:p>
         </w:tc>
@@ -2835,7 +2835,7 @@
           </w:tcPr>
           <w:p>
             <w:r>
-              <w:t>2026-10-14T05:00:56.606808+00:00</w:t>
+              <w:t>2026-10-16T11:44:37.544396+00:00</w:t>
             </w:r>
           </w:p>
         </w:tc>
